--- a/2026 الى 2027/خطط القسم 2027/خطة المتفوقات -قسم الكيمياء 2027/المتفوقات جديد 2027/المتفوقات 2026-2027 - المدرسة.docx
+++ b/2026 الى 2027/خطط القسم 2027/خطة المتفوقات -قسم الكيمياء 2027/المتفوقات جديد 2027/المتفوقات 2026-2027 - المدرسة.docx
@@ -172,7 +172,7 @@
           <w:rtl/>
           <w:lang w:bidi="ar-QA"/>
         </w:rPr>
-        <w:t>6</w:t>
+        <w:t>7</w:t>
       </w:r>
       <w:r>
         <w:rPr>
@@ -222,7 +222,7 @@
           <w:rtl/>
           <w:lang w:bidi="ar-QA"/>
         </w:rPr>
-        <w:t>5</w:t>
+        <w:t>6</w:t>
       </w:r>
       <w:r>
         <w:rPr>
